--- a/arb/docx/03.content.docx
+++ b/arb/docx/03.content.docx
@@ -147,13 +147,6 @@
         <w:rPr>
           <w:lang w:val="ar_AE" w:bidi="ar_AE"/>
         </w:rPr>
-      </w:r>
-      <w:r>
-        <w:rPr>
-          <w:i/>
-          <w:lang w:val="ar_AE" w:bidi="ar_AE"/>
-        </w:rPr>
-        <w:t>لاويين 1: 3, لاويين 1: 4, لاويين 1: 5, لاويين 1: 8, لاويين 1: 9, لاويين 1: 9 (#2), لاويين 1: 10, لاويين 1: 11, لاويين 1: 11 (#2), لاويين 1: 14, لاويين 2: 1, لاويين 2: 1 (#2), لاويين 2: 3, لاويين 2: 4, لاويين 2: 11, لاويين 2: 13, لاويين 3: 1, لاويين 3: 2, لاويين 3: 3–4, لاويين 3: 6–8, لاويين 3: 9, لاويين 3 :16, لاويين 3 :17, لاويين 4 :3, لاويين 4 :6, لاويين 4 :11, لاويين 4 :15, لاويين 4 :20, لاويين 4 :23, لاويين 4 :27, لاويين 4 :32, لاويين 5 :1, لاويين 5 :2, لاويين 5: 5–6, لاويين 5: 6, لاويين 5: 7, لاويين 5: 11, لاويين 5: 15, لاويين : 6: 1–4, لاويين 6: 5, لاويين 6: 6, لاويين 6: 9, لاويين 6: 10, لاويين 6: 11, لاويين 6: 12–13, لاويين 6: 16, لاويين 6: 20, لاويين 6: 21, لاويين 6: 22, لاويين 6: 26, لاويين 6: 28, لاويين 6: 30, لاويين 7: 7, لاويين 7: 8, لاويين 7: 9–10, لاويين 7: 17, لاويين 7: 25–26, لاويين 7: 32, لاويين 8: 1, لاويين 8: 3, لاويين 8: 7, لاويين 8: 8, لاويين 8: 9, لاويين 8: 10, لاويين 8: 12, لاويين 8: 14–15, لاويين 8: 18–19, لاويين 8: 23, لاويين 8: 35, لاويين 8: 36, لاويين 9: 1, لاويين 9: 2, لاويين 9: 3–4, لاويين 9: 6, لاويين 9: 22, لاويين 9: 24, لاويين 9: 24 (#2), لاويين 10: 1, لاويين 10: 2, لاويين 10: 4, لاويين 10: 7, لاويين 10: 9, لاويين 10: 16, لاويين 11: 3, لاويين 11: 4, لاويين 11: 9, لاويين 11: 13–16, لاويين 11: 21, لاويين 11: 23, لاويين 11: 29–30, لاويين 11: 35, لاويين 11: 42, لاويين 11: 45, لاويين 12: 2–3, لاويين 12: 4, لاويين 12: 5, لاويين 12: 6, لاويين 12: 8, لاويين 12: 8 (#2), لاويين 13: 2, لاويين 13: 4, لاويين 13: 6, لاويين 13: 9–10, لاويين 13: 11, لاويين 13: 14, لاويين 13: 16–17, لاويين 13: 18–19, لاويين 13: 29, لاويين 13: 40, لاويين 13: 44, لاويين 13: 45–46, لاويين 13: 57, لاويين 14: 3, لاويين 14: 4, لاويين 14: 7, لاويين 14: 8–9, لاويين 14: 10, لاويين 14: 21, لاويين 14: 28–29, لاويين 14: 44, لاويين 14: 45, لاويين 14: 52, لاويين 15: 3, لاويين 15: 7, لاويين 15: 13, لاويين 15: 15, لاويين 15:16–18, لاويين 15: 19, لاويين 15: 24, لاويين 15: 29, لاويين 16: 2, لاويين 16: 3, لاويين 16: 4, لاويين 16: 5, لاويين 16: 8, لاويين 16: 10, لاويين 16: 11, لاويين 16:13, لاويين 16: 17, لاويين 16: 21, لاويين 16: 23, لاويين 16: 29, لاويين 17: 3–4, لاويين 17: 5, لاويين 17: 7, لاويين 17: 11, لاويين 17: 13, لاويين 17: 15, لاويين 17: 15 (#2), لاويين 18: 3, لاويين 18: 6, لاويين 18: 19, لاويين 18: 21, لاويين 18: 22–23, لاويين 18: 28, لاويين 18: 29, لاويين 19: 3–4, لاويين 19: 10, لاويين 19: 15, لاويين 19: 18, لاويين 19:19, لاويين 19: 25, لاويين 19: 27, لاويين 19: 32, لاويين 19: 34, لاويين 20: 2, لاويين 20: 3, لاويين 20: 6, لاويين 20: 13, لاويين 20: 15–16, لاويين 20: 24, لاويين 21: 2–3, لاويين 21: 5, لاويين 21: 9, لاويين 21: 11, لاويين 21: 14, لاويين 21: 18, لاويين 22: 2–3, لاويين 22: 6, لاويين 22: 9, لاويين 22: 10–11, لاويين 22: 13, لاويين 22: 14, لاويين 22: 18, لاويين 22: 20, لاويين 22: 26, لاويين 22: 30, لاويين 23: 3, لاويين 23: 5, لاويين 23: 6, لاويين 23: 10, لاويين 23: 27, لاويين 23: 31, لاويين 23: 33, لاويين 23: 40, لاويين 23: 42, لاويين 24: 3, لاويين 24: 5–6, لاويين 24: 9, لاويين 24: 14, لاويين 24: 17, لاويين 24: 19–20, لاويين 25: 4, لاويين 25: 9, لاويين 25: 10, لاويين 25: 10 (#2), لاويين 25: 12, لاويين 25: 15–17, لاويين 25: 21, لاويين 25: 23, لاويين 25: 30, لاويين 25: 35–36, لاويين 25: 40, لاويين 26: 1, لاويين 26: 3, لاويين 26: 6, لاويين 26: 12, لاويين 26: 16, لاويين 26: 18, لاويين 26: 18–19, لاويين 26: 21–22, لاويين 26: 40–42, لاويين 26: 45, لاويين 27: 2, لاويين 27: 3, لاويين 27: 4, لاويين 27: 8, لاويين 27: 11, لاويين 27: 14, لاويين 27: 16, لاويين 27: 23, لاويين 27: 26, لاويين 27: 28, لاويين 27: 31</w:t>
       </w:r>
       <w:r>
         <w:rPr>

--- a/arb/docx/03.content.docx
+++ b/arb/docx/03.content.docx
@@ -132,21 +132,6 @@
           <w:lang w:val="ar_AE" w:bidi="ar_AE"/>
         </w:rPr>
         <w:t>LEV</w:t>
-      </w:r>
-      <w:r>
-        <w:rPr>
-          <w:lang w:val="ar_AE" w:bidi="ar_AE"/>
-        </w:rPr>
-      </w:r>
-    </w:p>
-    <w:p>
-      <w:pPr>
-        <w:bidi/>
-      </w:pPr>
-      <w:r>
-        <w:rPr>
-          <w:lang w:val="ar_AE" w:bidi="ar_AE"/>
-        </w:rPr>
       </w:r>
       <w:r>
         <w:rPr>

--- a/arb/docx/03.content.docx
+++ b/arb/docx/03.content.docx
@@ -22,7 +22,7 @@
         <w:rPr>
           <w:lang w:val="ar_AE" w:bidi="ar_AE"/>
         </w:rPr>
-        <w:t>Resource: أسئلة الترجمة (unfoldingWord)</w:t>
+        <w:t>Resource: unfoldingWord® Translation Questions</w:t>
       </w:r>
       <w:r>
         <w:rPr>
@@ -91,7 +91,7 @@
         <w:rPr>
           <w:lang w:val="ar_AE" w:bidi="ar_AE"/>
         </w:rPr>
-        <w:t>أسئلة الترجمة (unfoldingWord)</w:t>
+        <w:t>unfoldingWord® Translation Questions</w:t>
       </w:r>
     </w:p>
     <w:p>
